--- a/policies/build/masters_hco/HCO.HRM.12_v2_master.docx
+++ b/policies/build/masters_hco/HCO.HRM.12_v2_master.docx
@@ -773,7 +773,7 @@
           <w:sz w:val="22"/>
           <w:szCs w:val="22"/>
         </w:rPr>
-        <w:t xml:space="preserve">Boundaries: do not copy SHCO equivalent-chapter wording (including the already-deployed SHCO 3rd Edition HRM chapter). Do not overwrite HCO AAC, COP, MOM, PRE, IPC, PSQ, ROM or FMS policies. Spell out abbreviations on first use in training materials. OE counts/levels/asterisks stay with the official portal Standards PDF. Method notes come from the Guidebook Interpretation paragraphs (scanned PDF; no text layer, transcribed and verified against rendered page images — see policies/source/hco6_hrm_chapter_notes.md).</w:t>
+        <w:t xml:space="preserve">Boundaries: do not overwrite HCO AAC, COP, MOM, PRE, IPC, PSQ, ROM or FMS policies. Spell out abbreviations on first use in training materials. OE counts/levels/asterisks stay with the official portal Standards PDF. Method notes come from the Guidebook Interpretation paragraphs (scanned PDF; no text layer, transcribed and verified against rendered page images — see policies/source/hco6_hrm_chapter_notes.md).</w:t>
       </w:r>
     </w:p>
     <w:p>
@@ -863,7 +863,7 @@
           <w:sz w:val="22"/>
           <w:szCs w:val="22"/>
         </w:rPr>
-        <w:t xml:space="preserve">4. Do not skip: Nursing staff are granted privileges in consonance with their qualification, training, experience and regis...</w:t>
+        <w:t xml:space="preserve">4. Do not skip: Nursing staff are granted privileges in consonance with their qualification, training, experience and...</w:t>
       </w:r>
     </w:p>
     <w:p>
@@ -875,7 +875,7 @@
           <w:sz w:val="22"/>
           <w:szCs w:val="22"/>
         </w:rPr>
-        <w:t xml:space="preserve">5. Do not skip: The requisite services to be provided by the nursing staff are known to them as well as the concerned depar...</w:t>
+        <w:t xml:space="preserve">5. Do not skip: The requisite services to be provided by the nursing staff are known to them as well as the concerned...</w:t>
       </w:r>
     </w:p>
     <w:p>
@@ -929,7 +929,7 @@
         <w:spacing w:after="100" w:before="220"/>
       </w:pPr>
       <w:r>
-        <w:t xml:space="preserve">5.1 Nursing staff permitted by law, regulation and the organisation to pr...</w:t>
+        <w:t xml:space="preserve">5.1 Nursing staff permitted by law, regulation and the organisation to...</w:t>
       </w:r>
     </w:p>
     <w:p>
@@ -1007,7 +1007,7 @@
         <w:spacing w:after="100" w:before="220"/>
       </w:pPr>
       <w:r>
-        <w:t xml:space="preserve">5.3 The information about the nursing staff is appropriately verified whe...</w:t>
+        <w:t xml:space="preserve">5.3 The information about the nursing staff is appropriately verified when...</w:t>
       </w:r>
     </w:p>
     <w:p>
@@ -1040,7 +1040,7 @@
         <w:spacing w:after="100" w:before="220"/>
       </w:pPr>
       <w:r>
-        <w:t xml:space="preserve">5.4 Nursing staff are granted privileges in consonance with their qualifi...</w:t>
+        <w:t xml:space="preserve">5.4 Nursing staff are granted privileges in consonance with their...</w:t>
       </w:r>
     </w:p>
     <w:p>
@@ -1085,7 +1085,7 @@
         <w:spacing w:after="100" w:before="220"/>
       </w:pPr>
       <w:r>
-        <w:t xml:space="preserve">5.5 The requisite services to be provided by the nursing staff are known ...</w:t>
+        <w:t xml:space="preserve">5.5 The requisite services to be provided by the nursing staff are known to...</w:t>
       </w:r>
     </w:p>
     <w:p>
@@ -1197,6 +1197,20 @@
       </w:pPr>
       <w:r>
         <w:t xml:space="preserve">7. Governance and responsibility</w:t>
+      </w:r>
+    </w:p>
+    <w:p>
+      <w:pPr>
+        <w:spacing w:after="20" w:before="100"/>
+      </w:pPr>
+      <w:r>
+        <w:rPr>
+          <w:b/>
+          <w:bCs/>
+          <w:sz w:val="22"/>
+          <w:szCs w:val="22"/>
+        </w:rPr>
+        <w:t xml:space="preserve">Medical Superintendent</w:t>
       </w:r>
     </w:p>
     <w:p>
@@ -1213,7 +1227,21 @@
           <w:sz w:val="22"/>
           <w:szCs w:val="22"/>
         </w:rPr>
-        <w:t xml:space="preserve">Medical Superintendent</w:t>
+        <w:t xml:space="preserve">Accountable that HRM.12 is resourced and followed.</w:t>
+      </w:r>
+    </w:p>
+    <w:p>
+      <w:pPr>
+        <w:spacing w:after="20" w:before="100"/>
+      </w:pPr>
+      <w:r>
+        <w:rPr>
+          <w:b/>
+          <w:bCs/>
+          <w:sz w:val="22"/>
+          <w:szCs w:val="22"/>
+        </w:rPr>
+        <w:t xml:space="preserve">HR In-Charge / Personnel Officer</w:t>
       </w:r>
     </w:p>
     <w:p>
@@ -1230,7 +1258,21 @@
           <w:sz w:val="22"/>
           <w:szCs w:val="22"/>
         </w:rPr>
-        <w:t xml:space="preserve">Accountable that HRM.12 is resourced and followed.</w:t>
+        <w:t xml:space="preserve">Owns day-to-day implementation and records for this standard.</w:t>
+      </w:r>
+    </w:p>
+    <w:p>
+      <w:pPr>
+        <w:spacing w:after="20" w:before="100"/>
+      </w:pPr>
+      <w:r>
+        <w:rPr>
+          <w:b/>
+          <w:bCs/>
+          <w:sz w:val="22"/>
+          <w:szCs w:val="22"/>
+        </w:rPr>
+        <w:t xml:space="preserve">Quality Coordinator</w:t>
       </w:r>
     </w:p>
     <w:p>
@@ -1247,7 +1289,21 @@
           <w:sz w:val="22"/>
           <w:szCs w:val="22"/>
         </w:rPr>
-        <w:t xml:space="preserve">HR In-Charge / Personnel Officer</w:t>
+        <w:t xml:space="preserve">Audits this policy «quarterly»; holds training acknowledgements.</w:t>
+      </w:r>
+    </w:p>
+    <w:p>
+      <w:pPr>
+        <w:spacing w:after="20" w:before="100"/>
+      </w:pPr>
+      <w:r>
+        <w:rPr>
+          <w:b/>
+          <w:bCs/>
+          <w:sz w:val="22"/>
+          <w:szCs w:val="22"/>
+        </w:rPr>
+        <w:t xml:space="preserve">departmental leaders</w:t>
       </w:r>
     </w:p>
     <w:p>
@@ -1264,7 +1320,28 @@
           <w:sz w:val="22"/>
           <w:szCs w:val="22"/>
         </w:rPr>
-        <w:t xml:space="preserve">Owns day-to-day implementation and records for this standard.</w:t>
+        <w:t xml:space="preserve">Run the department-level duties this standard names.</w:t>
+      </w:r>
+    </w:p>
+    <w:p>
+      <w:pPr>
+        <w:pStyle w:val="Heading1"/>
+        <w:spacing w:after="120" w:before="280"/>
+      </w:pPr>
+      <w:r>
+        <w:t xml:space="preserve">8. Quality monitoring (RCA → CAPA)</w:t>
+      </w:r>
+    </w:p>
+    <w:p>
+      <w:pPr>
+        <w:spacing w:after="140"/>
+      </w:pPr>
+      <w:r>
+        <w:rPr>
+          <w:sz w:val="22"/>
+          <w:szCs w:val="22"/>
+        </w:rPr>
+        <w:t xml:space="preserve">The Quality Coordinator audits this policy «quarterly». The audit reviews:</w:t>
       </w:r>
     </w:p>
     <w:p>
@@ -1281,7 +1358,7 @@
           <w:sz w:val="22"/>
           <w:szCs w:val="22"/>
         </w:rPr>
-        <w:t xml:space="preserve">Quality Coordinator</w:t>
+        <w:t xml:space="preserve">Records for a sample of this standard's objective elements, checked against the What-we-do steps.</w:t>
       </w:r>
     </w:p>
     <w:p>
@@ -1298,7 +1375,7 @@
           <w:sz w:val="22"/>
           <w:szCs w:val="22"/>
         </w:rPr>
-        <w:t xml:space="preserve">Audits this policy «quarterly»; holds training acknowledgements.</w:t>
+        <w:t xml:space="preserve">CORE objective elements show no critical gaps in the sample.</w:t>
       </w:r>
     </w:p>
     <w:p>
@@ -1315,125 +1392,19 @@
           <w:sz w:val="22"/>
           <w:szCs w:val="22"/>
         </w:rPr>
-        <w:t xml:space="preserve">departmental leaders</w:t>
-      </w:r>
-    </w:p>
-    <w:p>
-      <w:pPr>
-        <w:pStyle w:val="ListParagraph"/>
-        <w:numPr>
-          <w:ilvl w:val="0"/>
-          <w:numId w:val="1"/>
-        </w:numPr>
-        <w:spacing w:after="60"/>
-      </w:pPr>
-      <w:r>
-        <w:rPr>
-          <w:sz w:val="22"/>
-          <w:szCs w:val="22"/>
-        </w:rPr>
-        <w:t xml:space="preserve">Run the department-level duties this standard names.</w:t>
-      </w:r>
-    </w:p>
-    <w:p>
-      <w:pPr>
-        <w:pStyle w:val="Heading1"/>
-        <w:spacing w:after="120" w:before="280"/>
-      </w:pPr>
-      <w:r>
-        <w:t xml:space="preserve">8. Quality monitoring (RCA → CAPA)</w:t>
-      </w:r>
-    </w:p>
-    <w:p>
-      <w:pPr>
-        <w:spacing w:after="140"/>
-      </w:pPr>
-      <w:r>
-        <w:rPr>
-          <w:sz w:val="22"/>
-          <w:szCs w:val="22"/>
-        </w:rPr>
-        <w:t xml:space="preserve">The Quality Coordinator audits this policy «quarterly».</w:t>
-      </w:r>
-    </w:p>
-    <w:p>
-      <w:pPr>
-        <w:spacing w:after="140"/>
-      </w:pPr>
-      <w:r>
-        <w:rPr>
-          <w:sz w:val="22"/>
-          <w:szCs w:val="22"/>
-        </w:rPr>
-        <w:t xml:space="preserve">What is monitored each quarter:</w:t>
-      </w:r>
-    </w:p>
-    <w:p>
-      <w:pPr>
-        <w:pStyle w:val="ListParagraph"/>
-        <w:numPr>
-          <w:ilvl w:val="0"/>
-          <w:numId w:val="1"/>
-        </w:numPr>
-        <w:spacing w:after="60"/>
-      </w:pPr>
-      <w:r>
-        <w:rPr>
-          <w:sz w:val="22"/>
-          <w:szCs w:val="22"/>
-        </w:rPr>
-        <w:t xml:space="preserve">Sample of records for each OE HRM.12.a–f.</w:t>
-      </w:r>
-    </w:p>
-    <w:p>
-      <w:pPr>
-        <w:pStyle w:val="ListParagraph"/>
-        <w:numPr>
-          <w:ilvl w:val="0"/>
-          <w:numId w:val="1"/>
-        </w:numPr>
-        <w:spacing w:after="60"/>
-      </w:pPr>
-      <w:r>
-        <w:rPr>
-          <w:sz w:val="22"/>
-          <w:szCs w:val="22"/>
-        </w:rPr>
-        <w:t xml:space="preserve">Asterisked elements (none) have document evidence as required.</w:t>
-      </w:r>
-    </w:p>
-    <w:p>
-      <w:pPr>
-        <w:pStyle w:val="ListParagraph"/>
-        <w:numPr>
-          <w:ilvl w:val="0"/>
-          <w:numId w:val="1"/>
-        </w:numPr>
-        <w:spacing w:after="60"/>
-      </w:pPr>
-      <w:r>
-        <w:rPr>
-          <w:sz w:val="22"/>
-          <w:szCs w:val="22"/>
-        </w:rPr>
-        <w:t xml:space="preserve">CORE elements (ad) show no critical gaps in the sample.</w:t>
-      </w:r>
-    </w:p>
-    <w:p>
-      <w:pPr>
-        <w:pStyle w:val="ListParagraph"/>
-        <w:numPr>
-          <w:ilvl w:val="0"/>
-          <w:numId w:val="1"/>
-        </w:numPr>
-        <w:spacing w:after="60"/>
-      </w:pPr>
-      <w:r>
-        <w:rPr>
-          <w:sz w:val="22"/>
-          <w:szCs w:val="22"/>
-        </w:rPr>
         <w:t xml:space="preserve">Stop-work events (if any) are logged with outcome.</w:t>
+      </w:r>
+    </w:p>
+    <w:p>
+      <w:pPr>
+        <w:spacing w:after="140"/>
+      </w:pPr>
+      <w:r>
+        <w:rPr>
+          <w:sz w:val="22"/>
+          <w:szCs w:val="22"/>
+        </w:rPr>
+        <w:t xml:space="preserve">Root-cause analysis is required when a gap found in this audit remains open beyond «90 days».</w:t>
       </w:r>
     </w:p>
     <w:p>
@@ -3090,7 +3061,7 @@
           <w:sz w:val="22"/>
           <w:szCs w:val="22"/>
         </w:rPr>
-        <w:t xml:space="preserve">Records showing HRM.12.a was followed for sampled cases.</w:t>
+        <w:t xml:space="preserve">Identified-nursing-professional list permitted to provide unsupervised patient care.</w:t>
       </w:r>
     </w:p>
     <w:p>
@@ -3107,7 +3078,7 @@
           <w:sz w:val="22"/>
           <w:szCs w:val="22"/>
         </w:rPr>
-        <w:t xml:space="preserve">Written guidance / protocol referenced for this element (where required).</w:t>
+        <w:t xml:space="preserve">Qualification, training and experience verification record, referencing the Indian Nursing Council Act, 1947.</w:t>
       </w:r>
     </w:p>
     <w:p>
@@ -3124,7 +3095,16 @@
           <w:sz w:val="22"/>
           <w:szCs w:val="22"/>
         </w:rPr>
-        <w:t xml:space="preserve">Audit sample notes for HRM.12.a reviewed «quarterly».</w:t>
+        <w:t xml:space="preserve">Cross-reference to the HRM.12 stop-work trigger for unlisted practice.</w:t>
+      </w:r>
+    </w:p>
+    <w:p>
+      <w:pPr>
+        <w:pStyle w:val="Heading2"/>
+        <w:spacing w:after="100" w:before="220"/>
+      </w:pPr>
+      <w:r>
+        <w:t xml:space="preserve">HRM.12.b — The education, registration, training and experience of nursing staff are documented and updated periodically.</w:t>
       </w:r>
     </w:p>
     <w:p>
@@ -3141,16 +3121,7 @@
           <w:sz w:val="22"/>
           <w:szCs w:val="22"/>
         </w:rPr>
-        <w:t xml:space="preserve">CORE-element sample with no critical gaps in the quarter under review.</w:t>
-      </w:r>
-    </w:p>
-    <w:p>
-      <w:pPr>
-        <w:pStyle w:val="Heading2"/>
-        <w:spacing w:after="100" w:before="220"/>
-      </w:pPr>
-      <w:r>
-        <w:t xml:space="preserve">HRM.12.b — The education, registration, training and experience of nursing staff are documented and updated periodically.</w:t>
+        <w:t xml:space="preserve">Education, registration, training and experience documentation record, updated periodically.</w:t>
       </w:r>
     </w:p>
     <w:p>
@@ -3167,7 +3138,7 @@
           <w:sz w:val="22"/>
           <w:szCs w:val="22"/>
         </w:rPr>
-        <w:t xml:space="preserve">Records showing HRM.12.b was followed for sampled cases.</w:t>
+        <w:t xml:space="preserve">Personal-file record of the update.</w:t>
       </w:r>
     </w:p>
     <w:p>
@@ -3184,7 +3155,16 @@
           <w:sz w:val="22"/>
           <w:szCs w:val="22"/>
         </w:rPr>
-        <w:t xml:space="preserve">Written guidance / protocol referenced for this element (where required).</w:t>
+        <w:t xml:space="preserve">New-qualification acquisition update record.</w:t>
+      </w:r>
+    </w:p>
+    <w:p>
+      <w:pPr>
+        <w:pStyle w:val="Heading2"/>
+        <w:spacing w:after="100" w:before="220"/>
+      </w:pPr>
+      <w:r>
+        <w:t xml:space="preserve">HRM.12.c — The information about the nursing staff is appropriately verified when possible.</w:t>
       </w:r>
     </w:p>
     <w:p>
@@ -3201,16 +3181,7 @@
           <w:sz w:val="22"/>
           <w:szCs w:val="22"/>
         </w:rPr>
-        <w:t xml:space="preserve">Audit sample notes for HRM.12.b reviewed «quarterly».</w:t>
-      </w:r>
-    </w:p>
-    <w:p>
-      <w:pPr>
-        <w:pStyle w:val="Heading2"/>
-        <w:spacing w:after="100" w:before="220"/>
-      </w:pPr>
-      <w:r>
-        <w:t xml:space="preserve">HRM.12.c — The information about the nursing staff is appropriately verified when possible.</w:t>
+        <w:t xml:space="preserve">Verification record with the awarding organisation.</w:t>
       </w:r>
     </w:p>
     <w:p>
@@ -3227,7 +3198,7 @@
           <w:sz w:val="22"/>
           <w:szCs w:val="22"/>
         </w:rPr>
-        <w:t xml:space="preserve">Records showing HRM.12.c was followed for sampled cases.</w:t>
+        <w:t xml:space="preserve">Verification-completeness record.</w:t>
       </w:r>
     </w:p>
     <w:p>
@@ -3244,7 +3215,16 @@
           <w:sz w:val="22"/>
           <w:szCs w:val="22"/>
         </w:rPr>
-        <w:t xml:space="preserve">Written guidance / protocol referenced for this element (where required).</w:t>
+        <w:t xml:space="preserve">Cross-reference to HRM.12.b.</w:t>
+      </w:r>
+    </w:p>
+    <w:p>
+      <w:pPr>
+        <w:pStyle w:val="Heading2"/>
+        <w:spacing w:after="100" w:before="220"/>
+      </w:pPr>
+      <w:r>
+        <w:t xml:space="preserve">HRM.12.d — Nursing staff are granted privileges in consonance with their qualification, training, experience and registration.</w:t>
       </w:r>
     </w:p>
     <w:p>
@@ -3261,16 +3241,7 @@
           <w:sz w:val="22"/>
           <w:szCs w:val="22"/>
         </w:rPr>
-        <w:t xml:space="preserve">Audit sample notes for HRM.12.c reviewed «quarterly».</w:t>
-      </w:r>
-    </w:p>
-    <w:p>
-      <w:pPr>
-        <w:pStyle w:val="Heading2"/>
-        <w:spacing w:after="100" w:before="220"/>
-      </w:pPr>
-      <w:r>
-        <w:t xml:space="preserve">HRM.12.d — Nursing staff are granted privileges in consonance with their qualification, training, experience and registration.</w:t>
+        <w:t xml:space="preserve">Granted-privilege record naming what each nurse is authorised to do.</w:t>
       </w:r>
     </w:p>
     <w:p>
@@ -3287,7 +3258,7 @@
           <w:sz w:val="22"/>
           <w:szCs w:val="22"/>
         </w:rPr>
-        <w:t xml:space="preserve">Records showing HRM.12.d was followed for sampled cases.</w:t>
+        <w:t xml:space="preserve">Annual privilege-review record.</w:t>
       </w:r>
     </w:p>
     <w:p>
@@ -3304,7 +3275,16 @@
           <w:sz w:val="22"/>
           <w:szCs w:val="22"/>
         </w:rPr>
-        <w:t xml:space="preserve">Written guidance / protocol referenced for this element (where required).</w:t>
+        <w:t xml:space="preserve">Cross-reference to the HRM.12 stop-work trigger for privileging outside this record.</w:t>
+      </w:r>
+    </w:p>
+    <w:p>
+      <w:pPr>
+        <w:pStyle w:val="Heading2"/>
+        <w:spacing w:after="100" w:before="220"/>
+      </w:pPr>
+      <w:r>
+        <w:t xml:space="preserve">HRM.12.e — The requisite services to be provided by the nursing staff are known to them as well as the concerned departments / units of the organisation.</w:t>
       </w:r>
     </w:p>
     <w:p>
@@ -3321,7 +3301,7 @@
           <w:sz w:val="22"/>
           <w:szCs w:val="22"/>
         </w:rPr>
-        <w:t xml:space="preserve">Audit sample notes for HRM.12.d reviewed «quarterly».</w:t>
+        <w:t xml:space="preserve">Communicated-service record to the nurse and to nursing services and concerned departments.</w:t>
       </w:r>
     </w:p>
     <w:p>
@@ -3338,16 +3318,7 @@
           <w:sz w:val="22"/>
           <w:szCs w:val="22"/>
         </w:rPr>
-        <w:t xml:space="preserve">CORE-element sample with no critical gaps in the quarter under review.</w:t>
-      </w:r>
-    </w:p>
-    <w:p>
-      <w:pPr>
-        <w:pStyle w:val="Heading2"/>
-        <w:spacing w:after="100" w:before="220"/>
-      </w:pPr>
-      <w:r>
-        <w:t xml:space="preserve">HRM.12.e — The requisite services to be provided by the nursing staff are known to them as well as the concerned departments / units of the organisation.</w:t>
+        <w:t xml:space="preserve">Internal-communication record.</w:t>
       </w:r>
     </w:p>
     <w:p>
@@ -3364,7 +3335,16 @@
           <w:sz w:val="22"/>
           <w:szCs w:val="22"/>
         </w:rPr>
-        <w:t xml:space="preserve">Records showing HRM.12.e was followed for sampled cases.</w:t>
+        <w:t xml:space="preserve">Confirmation record of awareness.</w:t>
+      </w:r>
+    </w:p>
+    <w:p>
+      <w:pPr>
+        <w:pStyle w:val="Heading2"/>
+        <w:spacing w:after="100" w:before="220"/>
+      </w:pPr>
+      <w:r>
+        <w:t xml:space="preserve">HRM.12.f — Nursing professionals care for patients as per their privileging.</w:t>
       </w:r>
     </w:p>
     <w:p>
@@ -3381,7 +3361,7 @@
           <w:sz w:val="22"/>
           <w:szCs w:val="22"/>
         </w:rPr>
-        <w:t xml:space="preserve">Written guidance / protocol referenced for this element (where required).</w:t>
+        <w:t xml:space="preserve">Supervision record for new staff until independent privileges are granted.</w:t>
       </w:r>
     </w:p>
     <w:p>
@@ -3398,16 +3378,7 @@
           <w:sz w:val="22"/>
           <w:szCs w:val="22"/>
         </w:rPr>
-        <w:t xml:space="preserve">Audit sample notes for HRM.12.e reviewed «quarterly».</w:t>
-      </w:r>
-    </w:p>
-    <w:p>
-      <w:pPr>
-        <w:pStyle w:val="Heading2"/>
-        <w:spacing w:after="100" w:before="220"/>
-      </w:pPr>
-      <w:r>
-        <w:t xml:space="preserve">HRM.12.f — Nursing professionals care for patients as per their privileging.</w:t>
+        <w:t xml:space="preserve">Mechanism-confirmation record that nurses provide only privileged services.</w:t>
       </w:r>
     </w:p>
     <w:p>
@@ -3424,41 +3395,7 @@
           <w:sz w:val="22"/>
           <w:szCs w:val="22"/>
         </w:rPr>
-        <w:t xml:space="preserve">Records showing HRM.12.f was followed for sampled cases.</w:t>
-      </w:r>
-    </w:p>
-    <w:p>
-      <w:pPr>
-        <w:pStyle w:val="ListParagraph"/>
-        <w:numPr>
-          <w:ilvl w:val="0"/>
-          <w:numId w:val="1"/>
-        </w:numPr>
-        <w:spacing w:after="60"/>
-      </w:pPr>
-      <w:r>
-        <w:rPr>
-          <w:sz w:val="22"/>
-          <w:szCs w:val="22"/>
-        </w:rPr>
-        <w:t xml:space="preserve">Written guidance / protocol referenced for this element (where required).</w:t>
-      </w:r>
-    </w:p>
-    <w:p>
-      <w:pPr>
-        <w:pStyle w:val="ListParagraph"/>
-        <w:numPr>
-          <w:ilvl w:val="0"/>
-          <w:numId w:val="1"/>
-        </w:numPr>
-        <w:spacing w:after="60"/>
-      </w:pPr>
-      <w:r>
-        <w:rPr>
-          <w:sz w:val="22"/>
-          <w:szCs w:val="22"/>
-        </w:rPr>
-        <w:t xml:space="preserve">Audit sample notes for HRM.12.f reviewed «quarterly».</w:t>
+        <w:t xml:space="preserve">Privileging-compliance spot-check record.</w:t>
       </w:r>
     </w:p>
     <w:p>

--- a/policies/build/masters_hco/HCO.HRM.12_v2_master.docx
+++ b/policies/build/masters_hco/HCO.HRM.12_v2_master.docx
@@ -692,7 +692,7 @@
           <w:sz w:val="22"/>
           <w:szCs w:val="22"/>
         </w:rPr>
-        <w:t xml:space="preserve">It covers objective elements HRM.12.a–f (6 elements).</w:t>
+        <w:t xml:space="preserve">This policy covers all 6 requirements under this standard, listed in detail below.</w:t>
       </w:r>
     </w:p>
     <w:p>
@@ -716,7 +716,7 @@
           <w:sz w:val="22"/>
           <w:szCs w:val="22"/>
         </w:rPr>
-        <w:t xml:space="preserve">This policy owns HRM.12. Related AAC, COP, MOM, PRE, IPC, PSQ, ROM and FMS duties stay with those policies — cross-reference only. Other HRM standards stay with their own policies.</w:t>
+        <w:t xml:space="preserve">This policy covers credentialing and privileging of nursing professionals specifically. Related duties — like patient assessment, clinical care, medication management, patient rights, infection control, quality and safety monitoring, hospital governance, or facility safety — are covered in the hospital's other policies, not repeated here. Other HRM standards stay with their own policies.</w:t>
       </w:r>
     </w:p>
     <w:p>
@@ -761,19 +761,19 @@
           <w:sz w:val="22"/>
           <w:szCs w:val="22"/>
         </w:rPr>
-        <w:t xml:space="preserve">It covers 6 objective elements (HRM.12.a, HRM.12.b, HRM.12.c, HRM.12.d, HRM.12.e, HRM.12.f).</w:t>
-      </w:r>
-    </w:p>
-    <w:p>
-      <w:pPr>
-        <w:spacing w:after="140"/>
-      </w:pPr>
-      <w:r>
-        <w:rPr>
-          <w:sz w:val="22"/>
-          <w:szCs w:val="22"/>
-        </w:rPr>
-        <w:t xml:space="preserve">Boundaries: do not overwrite HCO AAC, COP, MOM, PRE, IPC, PSQ, ROM or FMS policies. Spell out abbreviations on first use in training materials. OE counts/levels/asterisks stay with the official portal Standards PDF. Method notes come from the Guidebook Interpretation paragraphs (scanned PDF; no text layer, transcribed and verified against rendered page images — see policies/source/hco6_hrm_chapter_notes.md).</w:t>
+        <w:t xml:space="preserve">This policy covers all 6 requirements under this standard, listed in detail below.</w:t>
+      </w:r>
+    </w:p>
+    <w:p>
+      <w:pPr>
+        <w:spacing w:after="140"/>
+      </w:pPr>
+      <w:r>
+        <w:rPr>
+          <w:sz w:val="22"/>
+          <w:szCs w:val="22"/>
+        </w:rPr>
+        <w:t xml:space="preserve">This policy covers credentialing and privileging of nursing professionals specifically. Related duties — like patient assessment, clinical care, medication management, patient rights, infection control, quality and safety monitoring, hospital governance, or facility safety — are covered in the hospital's other policies, not repeated here. Spell out abbreviations on first use in training materials. OE counts/levels/asterisks stay with the official portal Standards PDF. Method notes come from the Guidebook Interpretation paragraphs (scanned PDF; no text layer, transcribed and verified against rendered page images — see policies/source/hco6_hrm_chapter_notes.md).</w:t>
       </w:r>
     </w:p>
     <w:p>
